--- a/policies/build/masters_hco/HCO.HRM.3_v2_master.docx
+++ b/policies/build/masters_hco/HCO.HRM.3_v2_master.docx
@@ -773,7 +773,7 @@
           <w:sz w:val="22"/>
           <w:szCs w:val="22"/>
         </w:rPr>
-        <w:t xml:space="preserve">Boundaries: do not copy SHCO equivalent-chapter wording (including the already-deployed SHCO 3rd Edition HRM chapter). Do not overwrite HCO AAC, COP, MOM, PRE, IPC, PSQ, ROM or FMS policies. Spell out abbreviations on first use in training materials. OE counts/levels/asterisks stay with the official portal Standards PDF. Method notes come from the Guidebook Interpretation paragraphs (scanned PDF; no text layer, transcribed and verified against rendered page images — see policies/source/hco6_hrm_chapter_notes.md).</w:t>
+        <w:t xml:space="preserve">Boundaries: do not overwrite HCO AAC, COP, MOM, PRE, IPC, PSQ, ROM or FMS policies. Spell out abbreviations on first use in training materials. OE counts/levels/asterisks stay with the official portal Standards PDF. Method notes come from the Guidebook Interpretation paragraphs (scanned PDF; no text layer, transcribed and verified against rendered page images — see policies/source/hco6_hrm_chapter_notes.md).</w:t>
       </w:r>
     </w:p>
     <w:p>
@@ -851,7 +851,7 @@
           <w:sz w:val="22"/>
           <w:szCs w:val="22"/>
         </w:rPr>
-        <w:t xml:space="preserve">3. Do not skip: The induction training includes awareness on staff rights and responsibilities and patient rights and respo...</w:t>
+        <w:t xml:space="preserve">3. Do not skip: The induction training includes awareness on staff rights and responsibilities and patient rights and...</w:t>
       </w:r>
     </w:p>
     <w:p>
@@ -923,7 +923,7 @@
           <w:sz w:val="22"/>
           <w:szCs w:val="22"/>
         </w:rPr>
-        <w:t xml:space="preserve">9. Do not skip: The induction training includes an orientation on relevant department / unit / service / programme’s polici...</w:t>
+        <w:t xml:space="preserve">9. Do not skip: The induction training includes an orientation on relevant department / unit / service / programme’s policies...</w:t>
       </w:r>
     </w:p>
     <w:p>
@@ -1022,7 +1022,7 @@
         <w:spacing w:after="100" w:before="220"/>
       </w:pPr>
       <w:r>
-        <w:t xml:space="preserve">5.2 The induction training includes orientation to the organisation’s vis...</w:t>
+        <w:t xml:space="preserve">5.2 The induction training includes orientation to the organisation’s...</w:t>
       </w:r>
     </w:p>
     <w:p>
@@ -1055,7 +1055,7 @@
         <w:spacing w:after="100" w:before="220"/>
       </w:pPr>
       <w:r>
-        <w:t xml:space="preserve">5.3 The induction training includes awareness on staff rights and respons...</w:t>
+        <w:t xml:space="preserve">5.3 The induction training includes awareness on staff rights and...</w:t>
       </w:r>
     </w:p>
     <w:p>
@@ -1121,7 +1121,7 @@
         <w:spacing w:after="100" w:before="220"/>
       </w:pPr>
       <w:r>
-        <w:t xml:space="preserve">5.5 The induction training includes training on cardio-pulmonary resuscit...</w:t>
+        <w:t xml:space="preserve">5.5 The induction training includes training on cardio-pulmonary...</w:t>
       </w:r>
     </w:p>
     <w:p>
@@ -1166,7 +1166,7 @@
         <w:spacing w:after="100" w:before="220"/>
       </w:pPr>
       <w:r>
-        <w:t xml:space="preserve">5.6 The induction training includes training in hospital infection preven...</w:t>
+        <w:t xml:space="preserve">5.6 The induction training includes training in hospital infection...</w:t>
       </w:r>
     </w:p>
     <w:p>
@@ -1199,7 +1199,7 @@
         <w:spacing w:after="100" w:before="220"/>
       </w:pPr>
       <w:r>
-        <w:t xml:space="preserve">5.7 The induction training includes orientation to the service standards ...</w:t>
+        <w:t xml:space="preserve">5.7 The induction training includes orientation to the service standards of...</w:t>
       </w:r>
     </w:p>
     <w:p>
@@ -1232,7 +1232,7 @@
         <w:spacing w:after="100" w:before="220"/>
       </w:pPr>
       <w:r>
-        <w:t xml:space="preserve">5.8 The induction training includes an orientation on administrative proc...</w:t>
+        <w:t xml:space="preserve">5.8 The induction training includes an orientation on administrative...</w:t>
       </w:r>
     </w:p>
     <w:p>
@@ -1265,7 +1265,7 @@
         <w:spacing w:after="100" w:before="220"/>
       </w:pPr>
       <w:r>
-        <w:t xml:space="preserve">5.9 The induction training includes an orientation on relevant department...</w:t>
+        <w:t xml:space="preserve">5.9 The induction training includes an orientation on relevant department /...</w:t>
       </w:r>
     </w:p>
     <w:p>
@@ -1298,7 +1298,7 @@
         <w:spacing w:after="100" w:before="220"/>
       </w:pPr>
       <w:r>
-        <w:t xml:space="preserve">5.10 Staff is trained on information systems, information security, inform...</w:t>
+        <w:t xml:space="preserve">5.10 Staff is trained on information systems, information security...</w:t>
       </w:r>
     </w:p>
     <w:p>
@@ -1332,6 +1332,20 @@
       </w:pPr>
       <w:r>
         <w:t xml:space="preserve">6. Governance and responsibility</w:t>
+      </w:r>
+    </w:p>
+    <w:p>
+      <w:pPr>
+        <w:spacing w:after="20" w:before="100"/>
+      </w:pPr>
+      <w:r>
+        <w:rPr>
+          <w:b/>
+          <w:bCs/>
+          <w:sz w:val="22"/>
+          <w:szCs w:val="22"/>
+        </w:rPr>
+        <w:t xml:space="preserve">Medical Superintendent</w:t>
       </w:r>
     </w:p>
     <w:p>
@@ -1348,7 +1362,21 @@
           <w:sz w:val="22"/>
           <w:szCs w:val="22"/>
         </w:rPr>
-        <w:t xml:space="preserve">Medical Superintendent</w:t>
+        <w:t xml:space="preserve">Accountable that HRM.3 is resourced and followed.</w:t>
+      </w:r>
+    </w:p>
+    <w:p>
+      <w:pPr>
+        <w:spacing w:after="20" w:before="100"/>
+      </w:pPr>
+      <w:r>
+        <w:rPr>
+          <w:b/>
+          <w:bCs/>
+          <w:sz w:val="22"/>
+          <w:szCs w:val="22"/>
+        </w:rPr>
+        <w:t xml:space="preserve">HR In-Charge / Personnel Officer</w:t>
       </w:r>
     </w:p>
     <w:p>
@@ -1365,7 +1393,21 @@
           <w:sz w:val="22"/>
           <w:szCs w:val="22"/>
         </w:rPr>
-        <w:t xml:space="preserve">Accountable that HRM.3 is resourced and followed.</w:t>
+        <w:t xml:space="preserve">Owns day-to-day implementation and records for this standard.</w:t>
+      </w:r>
+    </w:p>
+    <w:p>
+      <w:pPr>
+        <w:spacing w:after="20" w:before="100"/>
+      </w:pPr>
+      <w:r>
+        <w:rPr>
+          <w:b/>
+          <w:bCs/>
+          <w:sz w:val="22"/>
+          <w:szCs w:val="22"/>
+        </w:rPr>
+        <w:t xml:space="preserve">Quality Coordinator</w:t>
       </w:r>
     </w:p>
     <w:p>
@@ -1382,7 +1424,21 @@
           <w:sz w:val="22"/>
           <w:szCs w:val="22"/>
         </w:rPr>
-        <w:t xml:space="preserve">HR In-Charge / Personnel Officer</w:t>
+        <w:t xml:space="preserve">Audits this policy «quarterly»; holds training acknowledgements.</w:t>
+      </w:r>
+    </w:p>
+    <w:p>
+      <w:pPr>
+        <w:spacing w:after="20" w:before="100"/>
+      </w:pPr>
+      <w:r>
+        <w:rPr>
+          <w:b/>
+          <w:bCs/>
+          <w:sz w:val="22"/>
+          <w:szCs w:val="22"/>
+        </w:rPr>
+        <w:t xml:space="preserve">departmental leaders</w:t>
       </w:r>
     </w:p>
     <w:p>
@@ -1399,7 +1455,28 @@
           <w:sz w:val="22"/>
           <w:szCs w:val="22"/>
         </w:rPr>
-        <w:t xml:space="preserve">Owns day-to-day implementation and records for this standard.</w:t>
+        <w:t xml:space="preserve">Run the department-level duties this standard names.</w:t>
+      </w:r>
+    </w:p>
+    <w:p>
+      <w:pPr>
+        <w:pStyle w:val="Heading1"/>
+        <w:spacing w:after="120" w:before="280"/>
+      </w:pPr>
+      <w:r>
+        <w:t xml:space="preserve">7. Quality monitoring (RCA → CAPA)</w:t>
+      </w:r>
+    </w:p>
+    <w:p>
+      <w:pPr>
+        <w:spacing w:after="140"/>
+      </w:pPr>
+      <w:r>
+        <w:rPr>
+          <w:sz w:val="22"/>
+          <w:szCs w:val="22"/>
+        </w:rPr>
+        <w:t xml:space="preserve">The Quality Coordinator audits this policy «quarterly». The audit reviews:</w:t>
       </w:r>
     </w:p>
     <w:p>
@@ -1416,7 +1493,7 @@
           <w:sz w:val="22"/>
           <w:szCs w:val="22"/>
         </w:rPr>
-        <w:t xml:space="preserve">Quality Coordinator</w:t>
+        <w:t xml:space="preserve">Records for a sample of this standard's objective elements, checked against the What-we-do steps.</w:t>
       </w:r>
     </w:p>
     <w:p>
@@ -1433,7 +1510,7 @@
           <w:sz w:val="22"/>
           <w:szCs w:val="22"/>
         </w:rPr>
-        <w:t xml:space="preserve">Audits this policy «quarterly»; holds training acknowledgements.</w:t>
+        <w:t xml:space="preserve">CORE objective elements show no critical gaps in the sample.</w:t>
       </w:r>
     </w:p>
     <w:p>
@@ -1450,125 +1527,19 @@
           <w:sz w:val="22"/>
           <w:szCs w:val="22"/>
         </w:rPr>
-        <w:t xml:space="preserve">departmental leaders</w:t>
-      </w:r>
-    </w:p>
-    <w:p>
-      <w:pPr>
-        <w:pStyle w:val="ListParagraph"/>
-        <w:numPr>
-          <w:ilvl w:val="0"/>
-          <w:numId w:val="1"/>
-        </w:numPr>
-        <w:spacing w:after="60"/>
-      </w:pPr>
-      <w:r>
-        <w:rPr>
-          <w:sz w:val="22"/>
-          <w:szCs w:val="22"/>
-        </w:rPr>
-        <w:t xml:space="preserve">Run the department-level duties this standard names.</w:t>
-      </w:r>
-    </w:p>
-    <w:p>
-      <w:pPr>
-        <w:pStyle w:val="Heading1"/>
-        <w:spacing w:after="120" w:before="280"/>
-      </w:pPr>
-      <w:r>
-        <w:t xml:space="preserve">7. Quality monitoring (RCA → CAPA)</w:t>
-      </w:r>
-    </w:p>
-    <w:p>
-      <w:pPr>
-        <w:spacing w:after="140"/>
-      </w:pPr>
-      <w:r>
-        <w:rPr>
-          <w:sz w:val="22"/>
-          <w:szCs w:val="22"/>
-        </w:rPr>
-        <w:t xml:space="preserve">The Quality Coordinator audits this policy «quarterly».</w:t>
-      </w:r>
-    </w:p>
-    <w:p>
-      <w:pPr>
-        <w:spacing w:after="140"/>
-      </w:pPr>
-      <w:r>
-        <w:rPr>
-          <w:sz w:val="22"/>
-          <w:szCs w:val="22"/>
-        </w:rPr>
-        <w:t xml:space="preserve">What is monitored each quarter:</w:t>
-      </w:r>
-    </w:p>
-    <w:p>
-      <w:pPr>
-        <w:pStyle w:val="ListParagraph"/>
-        <w:numPr>
-          <w:ilvl w:val="0"/>
-          <w:numId w:val="1"/>
-        </w:numPr>
-        <w:spacing w:after="60"/>
-      </w:pPr>
-      <w:r>
-        <w:rPr>
-          <w:sz w:val="22"/>
-          <w:szCs w:val="22"/>
-        </w:rPr>
-        <w:t xml:space="preserve">Sample of records for each OE HRM.3.a–j.</w:t>
-      </w:r>
-    </w:p>
-    <w:p>
-      <w:pPr>
-        <w:pStyle w:val="ListParagraph"/>
-        <w:numPr>
-          <w:ilvl w:val="0"/>
-          <w:numId w:val="1"/>
-        </w:numPr>
-        <w:spacing w:after="60"/>
-      </w:pPr>
-      <w:r>
-        <w:rPr>
-          <w:sz w:val="22"/>
-          <w:szCs w:val="22"/>
-        </w:rPr>
-        <w:t xml:space="preserve">Asterisked elements (none) have document evidence as required.</w:t>
-      </w:r>
-    </w:p>
-    <w:p>
-      <w:pPr>
-        <w:pStyle w:val="ListParagraph"/>
-        <w:numPr>
-          <w:ilvl w:val="0"/>
-          <w:numId w:val="1"/>
-        </w:numPr>
-        <w:spacing w:after="60"/>
-      </w:pPr>
-      <w:r>
-        <w:rPr>
-          <w:sz w:val="22"/>
-          <w:szCs w:val="22"/>
-        </w:rPr>
-        <w:t xml:space="preserve">CORE elements (a) show no critical gaps in the sample.</w:t>
-      </w:r>
-    </w:p>
-    <w:p>
-      <w:pPr>
-        <w:pStyle w:val="ListParagraph"/>
-        <w:numPr>
-          <w:ilvl w:val="0"/>
-          <w:numId w:val="1"/>
-        </w:numPr>
-        <w:spacing w:after="60"/>
-      </w:pPr>
-      <w:r>
-        <w:rPr>
-          <w:sz w:val="22"/>
-          <w:szCs w:val="22"/>
-        </w:rPr>
         <w:t xml:space="preserve">Stop-work events (if any) are logged with outcome.</w:t>
+      </w:r>
+    </w:p>
+    <w:p>
+      <w:pPr>
+        <w:spacing w:after="140"/>
+      </w:pPr>
+      <w:r>
+        <w:rPr>
+          <w:sz w:val="22"/>
+          <w:szCs w:val="22"/>
+        </w:rPr>
+        <w:t xml:space="preserve">Root-cause analysis is required when a gap found in this audit remains open beyond «90 days».</w:t>
       </w:r>
     </w:p>
     <w:p>
@@ -3585,7 +3556,7 @@
           <w:sz w:val="22"/>
           <w:szCs w:val="22"/>
         </w:rPr>
-        <w:t xml:space="preserve">Records showing HRM.3.a was followed for sampled cases.</w:t>
+        <w:t xml:space="preserve">Induction-training record within one month of joining.</w:t>
       </w:r>
     </w:p>
     <w:p>
@@ -3602,7 +3573,7 @@
           <w:sz w:val="22"/>
           <w:szCs w:val="22"/>
         </w:rPr>
-        <w:t xml:space="preserve">Written guidance / protocol referenced for this element (where required).</w:t>
+        <w:t xml:space="preserve">Attendance record covering doctors, consultants, outsourced staff, volunteers, students and trainees.</w:t>
       </w:r>
     </w:p>
     <w:p>
@@ -3619,7 +3590,16 @@
           <w:sz w:val="22"/>
           <w:szCs w:val="22"/>
         </w:rPr>
-        <w:t xml:space="preserve">Audit sample notes for HRM.3.a reviewed «quarterly».</w:t>
+        <w:t xml:space="preserve">Induction-content record covering HRM.3.b–h and hospital-specific requirements.</w:t>
+      </w:r>
+    </w:p>
+    <w:p>
+      <w:pPr>
+        <w:pStyle w:val="Heading2"/>
+        <w:spacing w:after="100" w:before="220"/>
+      </w:pPr>
+      <w:r>
+        <w:t xml:space="preserve">HRM.3.b — The induction training includes orientation to the organisation’s vision, mission and values.</w:t>
       </w:r>
     </w:p>
     <w:p>
@@ -3636,16 +3616,7 @@
           <w:sz w:val="22"/>
           <w:szCs w:val="22"/>
         </w:rPr>
-        <w:t xml:space="preserve">CORE-element sample with no critical gaps in the quarter under review.</w:t>
-      </w:r>
-    </w:p>
-    <w:p>
-      <w:pPr>
-        <w:pStyle w:val="Heading2"/>
-        <w:spacing w:after="100" w:before="220"/>
-      </w:pPr>
-      <w:r>
-        <w:t xml:space="preserve">HRM.3.b — The induction training includes orientation to the organisation’s vision, mission and values.</w:t>
+        <w:t xml:space="preserve">Vision, mission and values orientation record within induction training.</w:t>
       </w:r>
     </w:p>
     <w:p>
@@ -3662,7 +3633,7 @@
           <w:sz w:val="22"/>
           <w:szCs w:val="22"/>
         </w:rPr>
-        <w:t xml:space="preserve">Records showing HRM.3.b was followed for sampled cases.</w:t>
+        <w:t xml:space="preserve">Staff-awareness confirmation record.</w:t>
       </w:r>
     </w:p>
     <w:p>
@@ -3679,7 +3650,16 @@
           <w:sz w:val="22"/>
           <w:szCs w:val="22"/>
         </w:rPr>
-        <w:t xml:space="preserve">Written guidance / protocol referenced for this element (where required).</w:t>
+        <w:t xml:space="preserve">Outsourced-staff inclusion record.</w:t>
+      </w:r>
+    </w:p>
+    <w:p>
+      <w:pPr>
+        <w:pStyle w:val="Heading2"/>
+        <w:spacing w:after="100" w:before="220"/>
+      </w:pPr>
+      <w:r>
+        <w:t xml:space="preserve">HRM.3.c — The induction training includes awareness on staff rights and responsibilities and patient rights and responsibilities.</w:t>
       </w:r>
     </w:p>
     <w:p>
@@ -3696,16 +3676,7 @@
           <w:sz w:val="22"/>
           <w:szCs w:val="22"/>
         </w:rPr>
-        <w:t xml:space="preserve">Audit sample notes for HRM.3.b reviewed «quarterly».</w:t>
-      </w:r>
-    </w:p>
-    <w:p>
-      <w:pPr>
-        <w:pStyle w:val="Heading2"/>
-        <w:spacing w:after="100" w:before="220"/>
-      </w:pPr>
-      <w:r>
-        <w:t xml:space="preserve">HRM.3.c — The induction training includes awareness on staff rights and responsibilities and patient rights and responsibilities.</w:t>
+        <w:t xml:space="preserve">Staff-rights-and-responsibilities and patient-rights-and-responsibilities training record.</w:t>
       </w:r>
     </w:p>
     <w:p>
@@ -3722,7 +3693,7 @@
           <w:sz w:val="22"/>
           <w:szCs w:val="22"/>
         </w:rPr>
-        <w:t xml:space="preserve">Records showing HRM.3.c was followed for sampled cases.</w:t>
+        <w:t xml:space="preserve">Violation-identification-and-reporting awareness confirmation.</w:t>
       </w:r>
     </w:p>
     <w:p>
@@ -3739,7 +3710,16 @@
           <w:sz w:val="22"/>
           <w:szCs w:val="22"/>
         </w:rPr>
-        <w:t xml:space="preserve">Written guidance / protocol referenced for this element (where required).</w:t>
+        <w:t xml:space="preserve">Induction attendance record.</w:t>
+      </w:r>
+    </w:p>
+    <w:p>
+      <w:pPr>
+        <w:pStyle w:val="Heading2"/>
+        <w:spacing w:after="100" w:before="220"/>
+      </w:pPr>
+      <w:r>
+        <w:t xml:space="preserve">HRM.3.d — The induction training includes training on safety.</w:t>
       </w:r>
     </w:p>
     <w:p>
@@ -3756,16 +3736,7 @@
           <w:sz w:val="22"/>
           <w:szCs w:val="22"/>
         </w:rPr>
-        <w:t xml:space="preserve">Audit sample notes for HRM.3.c reviewed «quarterly».</w:t>
-      </w:r>
-    </w:p>
-    <w:p>
-      <w:pPr>
-        <w:pStyle w:val="Heading2"/>
-        <w:spacing w:after="100" w:before="220"/>
-      </w:pPr>
-      <w:r>
-        <w:t xml:space="preserve">HRM.3.d — The induction training includes training on safety.</w:t>
+        <w:t xml:space="preserve">Safety training record within induction — patient, visitor and staff safety, emergency codes.</w:t>
       </w:r>
     </w:p>
     <w:p>
@@ -3782,7 +3753,7 @@
           <w:sz w:val="22"/>
           <w:szCs w:val="22"/>
         </w:rPr>
-        <w:t xml:space="preserve">Records showing HRM.3.d was followed for sampled cases.</w:t>
+        <w:t xml:space="preserve">Emergency-code awareness confirmation.</w:t>
       </w:r>
     </w:p>
     <w:p>
@@ -3799,7 +3770,16 @@
           <w:sz w:val="22"/>
           <w:szCs w:val="22"/>
         </w:rPr>
-        <w:t xml:space="preserve">Written guidance / protocol referenced for this element (where required).</w:t>
+        <w:t xml:space="preserve">Induction attendance record.</w:t>
+      </w:r>
+    </w:p>
+    <w:p>
+      <w:pPr>
+        <w:pStyle w:val="Heading2"/>
+        <w:spacing w:after="100" w:before="220"/>
+      </w:pPr>
+      <w:r>
+        <w:t xml:space="preserve">HRM.3.e — The induction training includes training on cardio-pulmonary resuscitation for staff.</w:t>
       </w:r>
     </w:p>
     <w:p>
@@ -3816,16 +3796,7 @@
           <w:sz w:val="22"/>
           <w:szCs w:val="22"/>
         </w:rPr>
-        <w:t xml:space="preserve">Audit sample notes for HRM.3.d reviewed «quarterly».</w:t>
-      </w:r>
-    </w:p>
-    <w:p>
-      <w:pPr>
-        <w:pStyle w:val="Heading2"/>
-        <w:spacing w:after="100" w:before="220"/>
-      </w:pPr>
-      <w:r>
-        <w:t xml:space="preserve">HRM.3.e — The induction training includes training on cardio-pulmonary resuscitation for staff.</w:t>
+        <w:t xml:space="preserve">CPR/BLS training record within induction.</w:t>
       </w:r>
     </w:p>
     <w:p>
@@ -3842,7 +3813,7 @@
           <w:sz w:val="22"/>
           <w:szCs w:val="22"/>
         </w:rPr>
-        <w:t xml:space="preserve">Records showing HRM.3.e was followed for sampled cases.</w:t>
+        <w:t xml:space="preserve">Advanced-training record for ICU or high-dependency-unit staff (ACLS/PALS/NRP or equivalent).</w:t>
       </w:r>
     </w:p>
     <w:p>
@@ -3859,7 +3830,16 @@
           <w:sz w:val="22"/>
           <w:szCs w:val="22"/>
         </w:rPr>
-        <w:t xml:space="preserve">Written guidance / protocol referenced for this element (where required).</w:t>
+        <w:t xml:space="preserve">Valid-certificate exemption record, where applicable.</w:t>
+      </w:r>
+    </w:p>
+    <w:p>
+      <w:pPr>
+        <w:pStyle w:val="Heading2"/>
+        <w:spacing w:after="100" w:before="220"/>
+      </w:pPr>
+      <w:r>
+        <w:t xml:space="preserve">HRM.3.f — The induction training includes training in hospital infection prevention and control.</w:t>
       </w:r>
     </w:p>
     <w:p>
@@ -3876,16 +3856,7 @@
           <w:sz w:val="22"/>
           <w:szCs w:val="22"/>
         </w:rPr>
-        <w:t xml:space="preserve">Audit sample notes for HRM.3.e reviewed «quarterly».</w:t>
-      </w:r>
-    </w:p>
-    <w:p>
-      <w:pPr>
-        <w:pStyle w:val="Heading2"/>
-        <w:spacing w:after="100" w:before="220"/>
-      </w:pPr>
-      <w:r>
-        <w:t xml:space="preserve">HRM.3.f — The induction training includes training in hospital infection prevention and control.</w:t>
+        <w:t xml:space="preserve">Hospital infection prevention and control training record within induction.</w:t>
       </w:r>
     </w:p>
     <w:p>
@@ -3902,7 +3873,7 @@
           <w:sz w:val="22"/>
           <w:szCs w:val="22"/>
         </w:rPr>
-        <w:t xml:space="preserve">Records showing HRM.3.f was followed for sampled cases.</w:t>
+        <w:t xml:space="preserve">Content record covering IPC programme policies and practices.</w:t>
       </w:r>
     </w:p>
     <w:p>
@@ -3919,7 +3890,16 @@
           <w:sz w:val="22"/>
           <w:szCs w:val="22"/>
         </w:rPr>
-        <w:t xml:space="preserve">Written guidance / protocol referenced for this element (where required).</w:t>
+        <w:t xml:space="preserve">Induction attendance record.</w:t>
+      </w:r>
+    </w:p>
+    <w:p>
+      <w:pPr>
+        <w:pStyle w:val="Heading2"/>
+        <w:spacing w:after="100" w:before="220"/>
+      </w:pPr>
+      <w:r>
+        <w:t xml:space="preserve">HRM.3.g — The induction training includes orientation to the service standards of the organisation.</w:t>
       </w:r>
     </w:p>
     <w:p>
@@ -3936,16 +3916,7 @@
           <w:sz w:val="22"/>
           <w:szCs w:val="22"/>
         </w:rPr>
-        <w:t xml:space="preserve">Audit sample notes for HRM.3.f reviewed «quarterly».</w:t>
-      </w:r>
-    </w:p>
-    <w:p>
-      <w:pPr>
-        <w:pStyle w:val="Heading2"/>
-        <w:spacing w:after="100" w:before="220"/>
-      </w:pPr>
-      <w:r>
-        <w:t xml:space="preserve">HRM.3.g — The induction training includes orientation to the service standards of the organisation.</w:t>
+        <w:t xml:space="preserve">Service-standards orientation record within induction.</w:t>
       </w:r>
     </w:p>
     <w:p>
@@ -3962,7 +3933,7 @@
           <w:sz w:val="22"/>
           <w:szCs w:val="22"/>
         </w:rPr>
-        <w:t xml:space="preserve">Records showing HRM.3.g was followed for sampled cases.</w:t>
+        <w:t xml:space="preserve">Staff-awareness confirmation.</w:t>
       </w:r>
     </w:p>
     <w:p>
@@ -3979,7 +3950,16 @@
           <w:sz w:val="22"/>
           <w:szCs w:val="22"/>
         </w:rPr>
-        <w:t xml:space="preserve">Written guidance / protocol referenced for this element (where required).</w:t>
+        <w:t xml:space="preserve">Induction attendance record.</w:t>
+      </w:r>
+    </w:p>
+    <w:p>
+      <w:pPr>
+        <w:pStyle w:val="Heading2"/>
+        <w:spacing w:after="100" w:before="220"/>
+      </w:pPr>
+      <w:r>
+        <w:t xml:space="preserve">HRM.3.h — The induction training includes an orientation on administrative procedures.</w:t>
       </w:r>
     </w:p>
     <w:p>
@@ -3996,16 +3976,7 @@
           <w:sz w:val="22"/>
           <w:szCs w:val="22"/>
         </w:rPr>
-        <w:t xml:space="preserve">Audit sample notes for HRM.3.g reviewed «quarterly».</w:t>
-      </w:r>
-    </w:p>
-    <w:p>
-      <w:pPr>
-        <w:pStyle w:val="Heading2"/>
-        <w:spacing w:after="100" w:before="220"/>
-      </w:pPr>
-      <w:r>
-        <w:t xml:space="preserve">HRM.3.h — The induction training includes an orientation on administrative procedures.</w:t>
+        <w:t xml:space="preserve">Administrative-procedures orientation record within induction — attendance, leave, conduct.</w:t>
       </w:r>
     </w:p>
     <w:p>
@@ -4022,7 +3993,7 @@
           <w:sz w:val="22"/>
           <w:szCs w:val="22"/>
         </w:rPr>
-        <w:t xml:space="preserve">Records showing HRM.3.h was followed for sampled cases.</w:t>
+        <w:t xml:space="preserve">Organisation-wide policy-awareness record.</w:t>
       </w:r>
     </w:p>
     <w:p>
@@ -4039,7 +4010,16 @@
           <w:sz w:val="22"/>
           <w:szCs w:val="22"/>
         </w:rPr>
-        <w:t xml:space="preserve">Written guidance / protocol referenced for this element (where required).</w:t>
+        <w:t xml:space="preserve">Cross-reference to HRM.2.d.</w:t>
+      </w:r>
+    </w:p>
+    <w:p>
+      <w:pPr>
+        <w:pStyle w:val="Heading2"/>
+        <w:spacing w:after="100" w:before="220"/>
+      </w:pPr>
+      <w:r>
+        <w:t xml:space="preserve">HRM.3.i — The induction training includes an orientation on relevant department / unit / service / programme’s policies and procedures.</w:t>
       </w:r>
     </w:p>
     <w:p>
@@ -4056,16 +4036,7 @@
           <w:sz w:val="22"/>
           <w:szCs w:val="22"/>
         </w:rPr>
-        <w:t xml:space="preserve">Audit sample notes for HRM.3.h reviewed «quarterly».</w:t>
-      </w:r>
-    </w:p>
-    <w:p>
-      <w:pPr>
-        <w:pStyle w:val="Heading2"/>
-        <w:spacing w:after="100" w:before="220"/>
-      </w:pPr>
-      <w:r>
-        <w:t xml:space="preserve">HRM.3.i — The induction training includes an orientation on relevant department / unit / service / programme’s policies and procedures.</w:t>
+        <w:t xml:space="preserve">Department, unit, service or programme-level policy-and-procedure orientation record.</w:t>
       </w:r>
     </w:p>
     <w:p>
@@ -4082,7 +4053,7 @@
           <w:sz w:val="22"/>
           <w:szCs w:val="22"/>
         </w:rPr>
-        <w:t xml:space="preserve">Records showing HRM.3.i was followed for sampled cases.</w:t>
+        <w:t xml:space="preserve">Delivery-location record confirming it was given at that level.</w:t>
       </w:r>
     </w:p>
     <w:p>
@@ -4099,7 +4070,16 @@
           <w:sz w:val="22"/>
           <w:szCs w:val="22"/>
         </w:rPr>
-        <w:t xml:space="preserve">Written guidance / protocol referenced for this element (where required).</w:t>
+        <w:t xml:space="preserve">Induction attendance record.</w:t>
+      </w:r>
+    </w:p>
+    <w:p>
+      <w:pPr>
+        <w:pStyle w:val="Heading2"/>
+        <w:spacing w:after="100" w:before="220"/>
+      </w:pPr>
+      <w:r>
+        <w:t xml:space="preserve">HRM.3.j — Staff is trained on information systems, information security, information use and management.</w:t>
       </w:r>
     </w:p>
     <w:p>
@@ -4116,16 +4096,7 @@
           <w:sz w:val="22"/>
           <w:szCs w:val="22"/>
         </w:rPr>
-        <w:t xml:space="preserve">Audit sample notes for HRM.3.i reviewed «quarterly».</w:t>
-      </w:r>
-    </w:p>
-    <w:p>
-      <w:pPr>
-        <w:pStyle w:val="Heading2"/>
-        <w:spacing w:after="100" w:before="220"/>
-      </w:pPr>
-      <w:r>
-        <w:t xml:space="preserve">HRM.3.j — Staff is trained on information systems, information security, information use and management.</w:t>
+        <w:t xml:space="preserve">Information-systems, information-security and data-use training record.</w:t>
       </w:r>
     </w:p>
     <w:p>
@@ -4142,7 +4113,7 @@
           <w:sz w:val="22"/>
           <w:szCs w:val="22"/>
         </w:rPr>
-        <w:t xml:space="preserve">Records showing HRM.3.j was followed for sampled cases.</w:t>
+        <w:t xml:space="preserve">Job-responsibility-matched training-content record.</w:t>
       </w:r>
     </w:p>
     <w:p>
@@ -4159,24 +4130,7 @@
           <w:sz w:val="22"/>
           <w:szCs w:val="22"/>
         </w:rPr>
-        <w:t xml:space="preserve">Written guidance / protocol referenced for this element (where required).</w:t>
-      </w:r>
-    </w:p>
-    <w:p>
-      <w:pPr>
-        <w:pStyle w:val="ListParagraph"/>
-        <w:numPr>
-          <w:ilvl w:val="0"/>
-          <w:numId w:val="1"/>
-        </w:numPr>
-        <w:spacing w:after="60"/>
-      </w:pPr>
-      <w:r>
-        <w:rPr>
-          <w:sz w:val="22"/>
-          <w:szCs w:val="22"/>
-        </w:rPr>
-        <w:t xml:space="preserve">Audit sample notes for HRM.3.j reviewed «quarterly».</w:t>
+        <w:t xml:space="preserve">EMR-access training record, where the hospital uses electronic health records.</w:t>
       </w:r>
     </w:p>
     <w:p>

--- a/policies/build/masters_hco/HCO.HRM.3_v2_master.docx
+++ b/policies/build/masters_hco/HCO.HRM.3_v2_master.docx
@@ -692,7 +692,7 @@
           <w:sz w:val="22"/>
           <w:szCs w:val="22"/>
         </w:rPr>
-        <w:t xml:space="preserve">It covers objective elements HRM.3.a–j (10 elements).</w:t>
+        <w:t xml:space="preserve">This policy covers all 10 requirements under this standard, listed in detail below.</w:t>
       </w:r>
     </w:p>
     <w:p>
@@ -716,7 +716,7 @@
           <w:sz w:val="22"/>
           <w:szCs w:val="22"/>
         </w:rPr>
-        <w:t xml:space="preserve">This policy owns HRM.3. Related AAC, COP, MOM, PRE, IPC, PSQ, ROM and FMS duties stay with those policies — cross-reference only. Other HRM standards stay with their own policies.</w:t>
+        <w:t xml:space="preserve">This policy covers staff induction training specifically. Related duties — like patient assessment, clinical care, medication management, patient rights, infection control, quality and safety monitoring, hospital governance, or facility safety — are covered in the hospital's other policies, not repeated here. Other HRM standards stay with their own policies.</w:t>
       </w:r>
     </w:p>
     <w:p>
@@ -761,19 +761,19 @@
           <w:sz w:val="22"/>
           <w:szCs w:val="22"/>
         </w:rPr>
-        <w:t xml:space="preserve">It covers 10 objective elements (HRM.3.a, HRM.3.b, HRM.3.c, HRM.3.d, HRM.3.e, HRM.3.f, HRM.3.g, HRM.3.h, HRM.3.i, HRM.3.j).</w:t>
-      </w:r>
-    </w:p>
-    <w:p>
-      <w:pPr>
-        <w:spacing w:after="140"/>
-      </w:pPr>
-      <w:r>
-        <w:rPr>
-          <w:sz w:val="22"/>
-          <w:szCs w:val="22"/>
-        </w:rPr>
-        <w:t xml:space="preserve">Boundaries: do not overwrite HCO AAC, COP, MOM, PRE, IPC, PSQ, ROM or FMS policies. Spell out abbreviations on first use in training materials. OE counts/levels/asterisks stay with the official portal Standards PDF. Method notes come from the Guidebook Interpretation paragraphs (scanned PDF; no text layer, transcribed and verified against rendered page images — see policies/source/hco6_hrm_chapter_notes.md).</w:t>
+        <w:t xml:space="preserve">This policy covers all 10 requirements under this standard, listed in detail below.</w:t>
+      </w:r>
+    </w:p>
+    <w:p>
+      <w:pPr>
+        <w:spacing w:after="140"/>
+      </w:pPr>
+      <w:r>
+        <w:rPr>
+          <w:sz w:val="22"/>
+          <w:szCs w:val="22"/>
+        </w:rPr>
+        <w:t xml:space="preserve">This policy covers staff induction training specifically. Related duties — like patient assessment, clinical care, medication management, patient rights, infection control, quality and safety monitoring, hospital governance, or facility safety — are covered in the hospital's other policies, not repeated here. Spell out abbreviations on first use in training materials. OE counts/levels/asterisks stay with the official portal Standards PDF. Method notes come from the Guidebook Interpretation paragraphs (scanned PDF; no text layer, transcribed and verified against rendered page images — see policies/source/hco6_hrm_chapter_notes.md).</w:t>
       </w:r>
     </w:p>
     <w:p>
